--- a/artifacts/handbook-v1/LEGAVIK_Module4_恢复与转移步骤_汇总填写模板_Handbook_V1.docx
+++ b/artifacts/handbook-v1/LEGAVIK_Module4_恢复与转移步骤_汇总填写模板_Handbook_V1.docx
@@ -1918,7 +1918,7 @@
           <w:lang w:val="en-US"/>
           <w:noProof/>
         </w:rPr>
-        <w:t xml:space="preserve">LEGAVIK  /  Recovery Map </w:t>
+        <w:t xml:space="preserve">L⁠E⁠G⁠A⁠V⁠I⁠K  /  Recovery Map </w:t>
       </w:r>
       <w:r>
         <w:rPr>
@@ -6756,7 +6756,7 @@
           <w:lang w:val="en-US"/>
           <w:noProof/>
         </w:rPr>
-        <w:t xml:space="preserve">LEGAVIK  /  Recovery Map </w:t>
+        <w:t xml:space="preserve">L⁠E⁠G⁠A⁠V⁠I⁠K  /  Recovery Map </w:t>
       </w:r>
       <w:r>
         <w:rPr>
@@ -10879,7 +10879,7 @@
           <w:lang w:val="en-US"/>
           <w:noProof/>
         </w:rPr>
-        <w:t xml:space="preserve">LEGAVIK  /  Recovery Map </w:t>
+        <w:t xml:space="preserve">L⁠E⁠G⁠A⁠V⁠I⁠K  /  Recovery Map </w:t>
       </w:r>
       <w:r>
         <w:rPr>
@@ -15274,7 +15274,7 @@
           <w:lang w:val="en-US"/>
           <w:noProof/>
         </w:rPr>
-        <w:t xml:space="preserve">LEGAVIK  /  Recovery Map </w:t>
+        <w:t xml:space="preserve">L⁠E⁠G⁠A⁠V⁠I⁠K  /  Recovery Map </w:t>
       </w:r>
       <w:r>
         <w:rPr>
@@ -19154,7 +19154,7 @@
           <w:lang w:val="en-US"/>
           <w:noProof/>
         </w:rPr>
-        <w:t xml:space="preserve">LEGAVIK  /  Recovery Map </w:t>
+        <w:t xml:space="preserve">L⁠E⁠G⁠A⁠V⁠I⁠K  /  Recovery Map </w:t>
       </w:r>
       <w:r>
         <w:rPr>
@@ -23724,7 +23724,7 @@
           <w:lang w:val="en-US"/>
           <w:noProof/>
         </w:rPr>
-        <w:t xml:space="preserve">LEGAVIK  /  Recovery Map </w:t>
+        <w:t xml:space="preserve">L⁠E⁠G⁠A⁠V⁠I⁠K  /  Recovery Map </w:t>
       </w:r>
       <w:r>
         <w:rPr>
@@ -27694,7 +27694,7 @@
           <w:lang w:val="en-US"/>
           <w:noProof/>
         </w:rPr>
-        <w:t xml:space="preserve">LEGAVIK  /  Recovery Map </w:t>
+        <w:t xml:space="preserve">L⁠E⁠G⁠A⁠V⁠I⁠K  /  Recovery Map </w:t>
       </w:r>
       <w:r>
         <w:rPr>
@@ -33015,7 +33015,7 @@
           <w:lang w:val="en-US"/>
           <w:noProof/>
         </w:rPr>
-        <w:t xml:space="preserve">LEGAVIK  /  Recovery Map </w:t>
+        <w:t xml:space="preserve">L⁠E⁠G⁠A⁠V⁠I⁠K  /  Recovery Map </w:t>
       </w:r>
       <w:r>
         <w:rPr>
@@ -37163,7 +37163,7 @@
         <w:sz w:val="15"/>
         <w:noProof/>
       </w:rPr>
-      <w:t xml:space="preserve">LEGAVIK   ·   Last Updated: __________   ·   Page </w:t>
+      <w:t xml:space="preserve">L⁠E⁠G⁠A⁠V⁠I⁠K   ·   Last Updated: __________   ·   Page </w:t>
     </w:r>
     <w:r>
       <w:rPr>
@@ -37208,7 +37208,7 @@
         <w:sz w:val="18"/>
         <w:noProof/>
       </w:rPr>
-      <w:t>LEGAVIK · Recovery Map</w:t>
+      <w:t>L⁠E⁠G⁠A⁠V⁠I⁠K · Recovery Map</w:t>
     </w:r>
   </w:p>
 </w:hdr>
@@ -37229,7 +37229,7 @@
         <w:sz w:val="18"/>
         <w:noProof/>
       </w:rPr>
-      <w:t>LEGAVIK · Recovery Map</w:t>
+      <w:t>L⁠E⁠G⁠A⁠V⁠I⁠K · Recovery Map</w:t>
     </w:r>
   </w:p>
 </w:hdr>
@@ -37250,7 +37250,7 @@
         <w:sz w:val="18"/>
         <w:noProof/>
       </w:rPr>
-      <w:t>LEGAVIK · Recovery Map</w:t>
+      <w:t>L⁠E⁠G⁠A⁠V⁠I⁠K · Recovery Map</w:t>
     </w:r>
   </w:p>
 </w:hdr>
